--- a/Documentation/OrgHub.docx
+++ b/Documentation/OrgHub.docx
@@ -417,7 +417,7 @@
     </w:p>
     <w:sdt>
       <w:sdtPr>
-        <w:id w:val="-195710838"/>
+        <w:id w:val="539968229"/>
         <w:docPartObj>
           <w:docPartGallery w:val="Table of Contents"/>
           <w:docPartUnique w:val="1"/>
@@ -7183,24 +7183,32 @@
           <w:szCs w:val="22"/>
         </w:rPr>
       </w:pPr>
-      <w:bookmarkStart w:colFirst="0" w:colLast="0" w:name="_heading=h.ubxhgy73tboh" w:id="56"/>
+      <w:bookmarkStart w:colFirst="0" w:colLast="0" w:name="_heading=h.kk8ocsd7nup0" w:id="56"/>
       <w:bookmarkEnd w:id="56"/>
       <w:r>
         <w:rPr>
-          <w:rFonts w:ascii="Arial" w:cs="Arial" w:eastAsia="Arial" w:hAnsi="Arial"/>
-          <w:sz w:val="22"/>
-          <w:szCs w:val="22"/>
-        </w:rPr>
+          <w:rtl w:val="0"/>
+        </w:rPr>
+      </w:r>
+      <w:r>
         <w:drawing>
-          <wp:inline distB="114300" distT="114300" distL="114300" distR="114300">
-            <wp:extent cx="3066382" cy="2800790"/>
+          <wp:anchor allowOverlap="1" behindDoc="0" distB="114300" distT="114300" distL="114300" distR="114300" hidden="0" layoutInCell="1" locked="0" relativeHeight="0" simplePos="0">
+            <wp:simplePos x="0" y="0"/>
+            <wp:positionH relativeFrom="column">
+              <wp:posOffset>1</wp:posOffset>
+            </wp:positionH>
+            <wp:positionV relativeFrom="paragraph">
+              <wp:posOffset>142875</wp:posOffset>
+            </wp:positionV>
+            <wp:extent cx="5611178" cy="5270811"/>
             <wp:effectExtent b="0" l="0" r="0" t="0"/>
-            <wp:docPr id="2" name="image3.png"/>
+            <wp:wrapSquare wrapText="bothSides" distB="114300" distT="114300" distL="114300" distR="114300"/>
+            <wp:docPr id="1" name="image4.png"/>
             <a:graphic>
               <a:graphicData uri="http://schemas.openxmlformats.org/drawingml/2006/picture">
                 <pic:pic>
                   <pic:nvPicPr>
-                    <pic:cNvPr id="0" name="image3.png"/>
+                    <pic:cNvPr id="0" name="image4.png"/>
                     <pic:cNvPicPr preferRelativeResize="0"/>
                   </pic:nvPicPr>
                   <pic:blipFill>
@@ -7213,7 +7221,7 @@
                   <pic:spPr>
                     <a:xfrm>
                       <a:off x="0" y="0"/>
-                      <a:ext cx="3066382" cy="2800790"/>
+                      <a:ext cx="5611178" cy="5270811"/>
                     </a:xfrm>
                     <a:prstGeom prst="rect"/>
                     <a:ln/>
@@ -7221,33 +7229,209 @@
                 </pic:pic>
               </a:graphicData>
             </a:graphic>
-          </wp:inline>
+          </wp:anchor>
         </w:drawing>
       </w:r>
-      <w:r>
-        <w:rPr>
-          <w:rtl w:val="0"/>
-        </w:rPr>
-      </w:r>
-      <w:r>
+    </w:p>
+    <w:p>
+      <w:pPr>
+        <w:spacing w:before="200" w:lineRule="auto"/>
+        <w:rPr>
+          <w:rFonts w:ascii="Arial" w:cs="Arial" w:eastAsia="Arial" w:hAnsi="Arial"/>
+          <w:sz w:val="22"/>
+          <w:szCs w:val="22"/>
+        </w:rPr>
+      </w:pPr>
+      <w:bookmarkStart w:colFirst="0" w:colLast="0" w:name="_heading=h.5d7eiz69hby5" w:id="57"/>
+      <w:bookmarkEnd w:id="57"/>
+      <w:r>
+        <w:rPr>
+          <w:rtl w:val="0"/>
+        </w:rPr>
+      </w:r>
+    </w:p>
+    <w:p>
+      <w:pPr>
+        <w:spacing w:before="200" w:lineRule="auto"/>
+        <w:rPr>
+          <w:rFonts w:ascii="Arial" w:cs="Arial" w:eastAsia="Arial" w:hAnsi="Arial"/>
+          <w:sz w:val="22"/>
+          <w:szCs w:val="22"/>
+        </w:rPr>
+      </w:pPr>
+      <w:bookmarkStart w:colFirst="0" w:colLast="0" w:name="_heading=h.a6d6vhvarkbh" w:id="58"/>
+      <w:bookmarkEnd w:id="58"/>
+      <w:r>
+        <w:rPr>
+          <w:rtl w:val="0"/>
+        </w:rPr>
+      </w:r>
+    </w:p>
+    <w:p>
+      <w:pPr>
+        <w:spacing w:before="200" w:lineRule="auto"/>
+        <w:rPr>
+          <w:rFonts w:ascii="Arial" w:cs="Arial" w:eastAsia="Arial" w:hAnsi="Arial"/>
+          <w:sz w:val="22"/>
+          <w:szCs w:val="22"/>
+        </w:rPr>
+      </w:pPr>
+      <w:bookmarkStart w:colFirst="0" w:colLast="0" w:name="_heading=h.xlkgd1qpdsfl" w:id="59"/>
+      <w:bookmarkEnd w:id="59"/>
+      <w:r>
+        <w:rPr>
+          <w:rtl w:val="0"/>
+        </w:rPr>
+      </w:r>
+    </w:p>
+    <w:p>
+      <w:pPr>
+        <w:spacing w:before="200" w:lineRule="auto"/>
+        <w:rPr>
+          <w:rFonts w:ascii="Arial" w:cs="Arial" w:eastAsia="Arial" w:hAnsi="Arial"/>
+          <w:sz w:val="22"/>
+          <w:szCs w:val="22"/>
+        </w:rPr>
+      </w:pPr>
+      <w:bookmarkStart w:colFirst="0" w:colLast="0" w:name="_heading=h.815mrvdqazbg" w:id="60"/>
+      <w:bookmarkEnd w:id="60"/>
+      <w:r>
+        <w:rPr>
+          <w:rtl w:val="0"/>
+        </w:rPr>
+      </w:r>
+    </w:p>
+    <w:p>
+      <w:pPr>
+        <w:spacing w:before="200" w:lineRule="auto"/>
+        <w:rPr>
+          <w:rFonts w:ascii="Arial" w:cs="Arial" w:eastAsia="Arial" w:hAnsi="Arial"/>
+          <w:sz w:val="22"/>
+          <w:szCs w:val="22"/>
+        </w:rPr>
+      </w:pPr>
+      <w:bookmarkStart w:colFirst="0" w:colLast="0" w:name="_heading=h.wjstm9sx1j5b" w:id="61"/>
+      <w:bookmarkEnd w:id="61"/>
+      <w:r>
+        <w:rPr>
+          <w:rtl w:val="0"/>
+        </w:rPr>
+      </w:r>
+    </w:p>
+    <w:p>
+      <w:pPr>
+        <w:spacing w:before="200" w:lineRule="auto"/>
+        <w:rPr>
+          <w:rFonts w:ascii="Arial" w:cs="Arial" w:eastAsia="Arial" w:hAnsi="Arial"/>
+          <w:sz w:val="22"/>
+          <w:szCs w:val="22"/>
+        </w:rPr>
+      </w:pPr>
+      <w:bookmarkStart w:colFirst="0" w:colLast="0" w:name="_heading=h.9z5aa8vq3byw" w:id="62"/>
+      <w:bookmarkEnd w:id="62"/>
+      <w:r>
+        <w:rPr>
+          <w:rtl w:val="0"/>
+        </w:rPr>
+      </w:r>
+    </w:p>
+    <w:p>
+      <w:pPr>
+        <w:spacing w:before="200" w:lineRule="auto"/>
+        <w:rPr>
+          <w:rFonts w:ascii="Arial" w:cs="Arial" w:eastAsia="Arial" w:hAnsi="Arial"/>
+          <w:sz w:val="22"/>
+          <w:szCs w:val="22"/>
+        </w:rPr>
+      </w:pPr>
+      <w:bookmarkStart w:colFirst="0" w:colLast="0" w:name="_heading=h.47hetv2e6mko" w:id="63"/>
+      <w:bookmarkEnd w:id="63"/>
+      <w:r>
+        <w:rPr>
+          <w:rtl w:val="0"/>
+        </w:rPr>
+      </w:r>
+    </w:p>
+    <w:p>
+      <w:pPr>
+        <w:spacing w:before="200" w:lineRule="auto"/>
+        <w:rPr>
+          <w:rFonts w:ascii="Arial" w:cs="Arial" w:eastAsia="Arial" w:hAnsi="Arial"/>
+          <w:sz w:val="22"/>
+          <w:szCs w:val="22"/>
+        </w:rPr>
+      </w:pPr>
+      <w:bookmarkStart w:colFirst="0" w:colLast="0" w:name="_heading=h.bzcfgqab2y9z" w:id="64"/>
+      <w:bookmarkEnd w:id="64"/>
+      <w:r>
+        <w:rPr>
+          <w:rtl w:val="0"/>
+        </w:rPr>
+      </w:r>
+    </w:p>
+    <w:p>
+      <w:pPr>
+        <w:spacing w:before="200" w:lineRule="auto"/>
+        <w:rPr>
+          <w:rFonts w:ascii="Arial" w:cs="Arial" w:eastAsia="Arial" w:hAnsi="Arial"/>
+          <w:sz w:val="22"/>
+          <w:szCs w:val="22"/>
+        </w:rPr>
+      </w:pPr>
+      <w:bookmarkStart w:colFirst="0" w:colLast="0" w:name="_heading=h.snuka1azingg" w:id="65"/>
+      <w:bookmarkEnd w:id="65"/>
+      <w:r>
+        <w:rPr>
+          <w:rtl w:val="0"/>
+        </w:rPr>
+      </w:r>
+    </w:p>
+    <w:p>
+      <w:pPr>
+        <w:spacing w:before="200" w:lineRule="auto"/>
+        <w:rPr>
+          <w:rFonts w:ascii="Arial" w:cs="Arial" w:eastAsia="Arial" w:hAnsi="Arial"/>
+          <w:sz w:val="22"/>
+          <w:szCs w:val="22"/>
+        </w:rPr>
+      </w:pPr>
+      <w:bookmarkStart w:colFirst="0" w:colLast="0" w:name="_heading=h.ubxhgy73tboh" w:id="66"/>
+      <w:bookmarkEnd w:id="66"/>
+      <w:r>
+        <w:rPr>
+          <w:rtl w:val="0"/>
+        </w:rPr>
+      </w:r>
+    </w:p>
+    <w:p>
+      <w:pPr>
+        <w:spacing w:before="200" w:lineRule="auto"/>
+        <w:rPr>
+          <w:rFonts w:ascii="Arial" w:cs="Arial" w:eastAsia="Arial" w:hAnsi="Arial"/>
+          <w:b w:val="1"/>
+          <w:bCs w:val="1"/>
+          <w:sz w:val="22"/>
+          <w:szCs w:val="22"/>
+        </w:rPr>
+      </w:pPr>
+      <w:bookmarkStart w:colFirst="0" w:colLast="0" w:name="_heading=h.ubxhgy73tboh" w:id="66"/>
+      <w:bookmarkEnd w:id="66"/>
+      <w:r>
+        <w:rPr>
+          <w:rFonts w:ascii="Arial" w:cs="Arial" w:eastAsia="Arial" w:hAnsi="Arial"/>
+          <w:sz w:val="22"/>
+          <w:szCs w:val="22"/>
+        </w:rPr>
         <w:drawing>
-          <wp:anchor allowOverlap="1" behindDoc="0" distB="114300" distT="114300" distL="114300" distR="114300" hidden="0" layoutInCell="1" locked="0" relativeHeight="0" simplePos="0">
-            <wp:simplePos x="0" y="0"/>
-            <wp:positionH relativeFrom="column">
-              <wp:posOffset>-114299</wp:posOffset>
-            </wp:positionH>
-            <wp:positionV relativeFrom="paragraph">
-              <wp:posOffset>142875</wp:posOffset>
-            </wp:positionV>
-            <wp:extent cx="2991803" cy="2810191"/>
+          <wp:inline distB="114300" distT="114300" distL="114300" distR="114300">
+            <wp:extent cx="5525453" cy="5047688"/>
             <wp:effectExtent b="0" l="0" r="0" t="0"/>
-            <wp:wrapSquare wrapText="bothSides" distB="114300" distT="114300" distL="114300" distR="114300"/>
-            <wp:docPr id="1" name="image4.png"/>
+            <wp:docPr id="2" name="image3.png"/>
             <a:graphic>
               <a:graphicData uri="http://schemas.openxmlformats.org/drawingml/2006/picture">
                 <pic:pic>
                   <pic:nvPicPr>
-                    <pic:cNvPr id="0" name="image4.png"/>
+                    <pic:cNvPr id="0" name="image3.png"/>
                     <pic:cNvPicPr preferRelativeResize="0"/>
                   </pic:nvPicPr>
                   <pic:blipFill>
@@ -7260,7 +7444,7 @@
                   <pic:spPr>
                     <a:xfrm>
                       <a:off x="0" y="0"/>
-                      <a:ext cx="2991803" cy="2810191"/>
+                      <a:ext cx="5525453" cy="5047688"/>
                     </a:xfrm>
                     <a:prstGeom prst="rect"/>
                     <a:ln/>
@@ -7268,35 +7452,9 @@
                 </pic:pic>
               </a:graphicData>
             </a:graphic>
-          </wp:anchor>
+          </wp:inline>
         </w:drawing>
       </w:r>
-    </w:p>
-    <w:p>
-      <w:pPr>
-        <w:keepNext w:val="0"/>
-        <w:keepLines w:val="0"/>
-        <w:pageBreakBefore w:val="0"/>
-        <w:widowControl w:val="1"/>
-        <w:pBdr>
-          <w:top w:space="0" w:sz="0" w:val="nil"/>
-          <w:left w:space="0" w:sz="0" w:val="nil"/>
-          <w:bottom w:space="0" w:sz="0" w:val="nil"/>
-          <w:right w:space="0" w:sz="0" w:val="nil"/>
-          <w:between w:space="0" w:sz="0" w:val="nil"/>
-        </w:pBdr>
-        <w:shd w:fill="auto" w:val="clear"/>
-        <w:spacing w:after="0" w:before="200" w:line="240" w:lineRule="auto"/>
-        <w:ind w:left="0" w:right="0" w:firstLine="0"/>
-        <w:jc w:val="left"/>
-        <w:rPr>
-          <w:rFonts w:ascii="Arial" w:cs="Arial" w:eastAsia="Arial" w:hAnsi="Arial"/>
-          <w:sz w:val="22"/>
-          <w:szCs w:val="22"/>
-        </w:rPr>
-      </w:pPr>
-      <w:bookmarkStart w:colFirst="0" w:colLast="0" w:name="_heading=h.ubxhgy73tboh" w:id="56"/>
-      <w:bookmarkEnd w:id="56"/>
       <w:r>
         <w:rPr>
           <w:rtl w:val="0"/>
@@ -7353,8 +7511,8 @@
           <w:szCs w:val="22"/>
         </w:rPr>
       </w:pPr>
-      <w:bookmarkStart w:colFirst="0" w:colLast="0" w:name="_heading=h.r5r6bqxmkxsq" w:id="57"/>
-      <w:bookmarkEnd w:id="57"/>
+      <w:bookmarkStart w:colFirst="0" w:colLast="0" w:name="_heading=h.r5r6bqxmkxsq" w:id="67"/>
+      <w:bookmarkEnd w:id="67"/>
       <w:r>
         <w:rPr>
           <w:rFonts w:ascii="Arial" w:cs="Arial" w:eastAsia="Arial" w:hAnsi="Arial"/>
@@ -7379,8 +7537,8 @@
           <w:szCs w:val="22"/>
         </w:rPr>
       </w:pPr>
-      <w:bookmarkStart w:colFirst="0" w:colLast="0" w:name="_heading=h.wi4lqjtlpt11" w:id="58"/>
-      <w:bookmarkEnd w:id="58"/>
+      <w:bookmarkStart w:colFirst="0" w:colLast="0" w:name="_heading=h.wi4lqjtlpt11" w:id="68"/>
+      <w:bookmarkEnd w:id="68"/>
       <w:r>
         <w:rPr>
           <w:rFonts w:ascii="Arial" w:cs="Arial" w:eastAsia="Arial" w:hAnsi="Arial"/>
@@ -7419,8 +7577,8 @@
           <w:u w:val="none"/>
         </w:rPr>
       </w:pPr>
-      <w:bookmarkStart w:colFirst="0" w:colLast="0" w:name="_heading=h.wi4lqjtlpt11" w:id="58"/>
-      <w:bookmarkEnd w:id="58"/>
+      <w:bookmarkStart w:colFirst="0" w:colLast="0" w:name="_heading=h.wi4lqjtlpt11" w:id="68"/>
+      <w:bookmarkEnd w:id="68"/>
       <w:r>
         <w:rPr>
           <w:rFonts w:ascii="Arial" w:cs="Arial" w:eastAsia="Arial" w:hAnsi="Arial"/>
@@ -7481,8 +7639,8 @@
           <w:szCs w:val="22"/>
         </w:rPr>
       </w:pPr>
-      <w:bookmarkStart w:colFirst="0" w:colLast="0" w:name="_heading=h.obboddyl125s" w:id="59"/>
-      <w:bookmarkEnd w:id="59"/>
+      <w:bookmarkStart w:colFirst="0" w:colLast="0" w:name="_heading=h.obboddyl125s" w:id="69"/>
+      <w:bookmarkEnd w:id="69"/>
       <w:r>
         <w:rPr>
           <w:rFonts w:ascii="Arial" w:cs="Arial" w:eastAsia="Arial" w:hAnsi="Arial"/>
@@ -7507,8 +7665,8 @@
           <w:szCs w:val="22"/>
         </w:rPr>
       </w:pPr>
-      <w:bookmarkStart w:colFirst="0" w:colLast="0" w:name="_heading=h.te351yz3nh9g" w:id="60"/>
-      <w:bookmarkEnd w:id="60"/>
+      <w:bookmarkStart w:colFirst="0" w:colLast="0" w:name="_heading=h.te351yz3nh9g" w:id="70"/>
+      <w:bookmarkEnd w:id="70"/>
       <w:r>
         <w:rPr>
           <w:rFonts w:ascii="Arial" w:cs="Arial" w:eastAsia="Arial" w:hAnsi="Arial"/>
@@ -7533,8 +7691,8 @@
           <w:szCs w:val="22"/>
         </w:rPr>
       </w:pPr>
-      <w:bookmarkStart w:colFirst="0" w:colLast="0" w:name="_heading=h.te351yz3nh9g" w:id="60"/>
-      <w:bookmarkEnd w:id="60"/>
+      <w:bookmarkStart w:colFirst="0" w:colLast="0" w:name="_heading=h.te351yz3nh9g" w:id="70"/>
+      <w:bookmarkEnd w:id="70"/>
       <w:r>
         <w:rPr>
           <w:rFonts w:ascii="Arial" w:cs="Arial" w:eastAsia="Arial" w:hAnsi="Arial"/>
@@ -7573,8 +7731,8 @@
           <w:u w:val="none"/>
         </w:rPr>
       </w:pPr>
-      <w:bookmarkStart w:colFirst="0" w:colLast="0" w:name="_heading=h.te351yz3nh9g" w:id="60"/>
-      <w:bookmarkEnd w:id="60"/>
+      <w:bookmarkStart w:colFirst="0" w:colLast="0" w:name="_heading=h.te351yz3nh9g" w:id="70"/>
+      <w:bookmarkEnd w:id="70"/>
       <w:r>
         <w:rPr>
           <w:rFonts w:ascii="Arial" w:cs="Arial" w:eastAsia="Arial" w:hAnsi="Arial"/>
@@ -7608,8 +7766,8 @@
           <w:szCs w:val="22"/>
         </w:rPr>
       </w:pPr>
-      <w:bookmarkStart w:colFirst="0" w:colLast="0" w:name="_heading=h.jiirm1hgdv6w" w:id="61"/>
-      <w:bookmarkEnd w:id="61"/>
+      <w:bookmarkStart w:colFirst="0" w:colLast="0" w:name="_heading=h.jiirm1hgdv6w" w:id="71"/>
+      <w:bookmarkEnd w:id="71"/>
       <w:r>
         <w:rPr>
           <w:rtl w:val="0"/>
@@ -7666,8 +7824,8 @@
           <w:szCs w:val="22"/>
         </w:rPr>
       </w:pPr>
-      <w:bookmarkStart w:colFirst="0" w:colLast="0" w:name="_heading=h.iwir7hj68u1i" w:id="62"/>
-      <w:bookmarkEnd w:id="62"/>
+      <w:bookmarkStart w:colFirst="0" w:colLast="0" w:name="_heading=h.iwir7hj68u1i" w:id="72"/>
+      <w:bookmarkEnd w:id="72"/>
       <w:r>
         <w:rPr>
           <w:rFonts w:ascii="Arial" w:cs="Arial" w:eastAsia="Arial" w:hAnsi="Arial"/>
@@ -7692,8 +7850,8 @@
           <w:szCs w:val="22"/>
         </w:rPr>
       </w:pPr>
-      <w:bookmarkStart w:colFirst="0" w:colLast="0" w:name="_heading=h.v53rz0h11jkd" w:id="63"/>
-      <w:bookmarkEnd w:id="63"/>
+      <w:bookmarkStart w:colFirst="0" w:colLast="0" w:name="_heading=h.v53rz0h11jkd" w:id="73"/>
+      <w:bookmarkEnd w:id="73"/>
       <w:r>
         <w:rPr>
           <w:rFonts w:ascii="Arial" w:cs="Arial" w:eastAsia="Arial" w:hAnsi="Arial"/>
@@ -7718,8 +7876,8 @@
           <w:szCs w:val="22"/>
         </w:rPr>
       </w:pPr>
-      <w:bookmarkStart w:colFirst="0" w:colLast="0" w:name="_heading=h.v53rz0h11jkd" w:id="63"/>
-      <w:bookmarkEnd w:id="63"/>
+      <w:bookmarkStart w:colFirst="0" w:colLast="0" w:name="_heading=h.v53rz0h11jkd" w:id="73"/>
+      <w:bookmarkEnd w:id="73"/>
       <w:r>
         <w:rPr>
           <w:rFonts w:ascii="Arial" w:cs="Arial" w:eastAsia="Arial" w:hAnsi="Arial"/>
@@ -7744,8 +7902,8 @@
           <w:szCs w:val="22"/>
         </w:rPr>
       </w:pPr>
-      <w:bookmarkStart w:colFirst="0" w:colLast="0" w:name="_heading=h.v53rz0h11jkd" w:id="63"/>
-      <w:bookmarkEnd w:id="63"/>
+      <w:bookmarkStart w:colFirst="0" w:colLast="0" w:name="_heading=h.v53rz0h11jkd" w:id="73"/>
+      <w:bookmarkEnd w:id="73"/>
       <w:r>
         <w:rPr>
           <w:rFonts w:ascii="Arial" w:cs="Arial" w:eastAsia="Arial" w:hAnsi="Arial"/>
@@ -7784,8 +7942,8 @@
           <w:u w:val="none"/>
         </w:rPr>
       </w:pPr>
-      <w:bookmarkStart w:colFirst="0" w:colLast="0" w:name="_heading=h.v53rz0h11jkd" w:id="63"/>
-      <w:bookmarkEnd w:id="63"/>
+      <w:bookmarkStart w:colFirst="0" w:colLast="0" w:name="_heading=h.v53rz0h11jkd" w:id="73"/>
+      <w:bookmarkEnd w:id="73"/>
       <w:r>
         <w:rPr>
           <w:rFonts w:ascii="Arial" w:cs="Arial" w:eastAsia="Arial" w:hAnsi="Arial"/>
@@ -7856,8 +8014,8 @@
           <w:vertAlign w:val="baseline"/>
         </w:rPr>
       </w:pPr>
-      <w:bookmarkStart w:colFirst="0" w:colLast="0" w:name="_heading=h.hebcbgxxtot7" w:id="64"/>
-      <w:bookmarkEnd w:id="64"/>
+      <w:bookmarkStart w:colFirst="0" w:colLast="0" w:name="_heading=h.hebcbgxxtot7" w:id="74"/>
+      <w:bookmarkEnd w:id="74"/>
       <w:r>
         <w:rPr>
           <w:rFonts w:ascii="Arial" w:cs="Arial" w:eastAsia="Arial" w:hAnsi="Arial"/>
@@ -8505,8 +8663,8 @@
           <w:vertAlign w:val="baseline"/>
         </w:rPr>
       </w:pPr>
-      <w:bookmarkStart w:colFirst="0" w:colLast="0" w:name="_heading=h.8maumodskdw4" w:id="65"/>
-      <w:bookmarkEnd w:id="65"/>
+      <w:bookmarkStart w:colFirst="0" w:colLast="0" w:name="_heading=h.8maumodskdw4" w:id="75"/>
+      <w:bookmarkEnd w:id="75"/>
       <w:r>
         <w:rPr>
           <w:rFonts w:ascii="Times New Roman" w:cs="Times New Roman" w:eastAsia="Times New Roman" w:hAnsi="Times New Roman"/>
@@ -8567,8 +8725,8 @@
           <w:vertAlign w:val="baseline"/>
         </w:rPr>
       </w:pPr>
-      <w:bookmarkStart w:colFirst="0" w:colLast="0" w:name="_heading=h.4n63zgpq74px" w:id="66"/>
-      <w:bookmarkEnd w:id="66"/>
+      <w:bookmarkStart w:colFirst="0" w:colLast="0" w:name="_heading=h.4n63zgpq74px" w:id="76"/>
+      <w:bookmarkEnd w:id="76"/>
       <w:r>
         <w:rPr>
           <w:b w:val="1"/>
@@ -8596,8 +8754,8 @@
           <w:vertAlign w:val="baseline"/>
         </w:rPr>
       </w:pPr>
-      <w:bookmarkStart w:colFirst="0" w:colLast="0" w:name="_heading=h.so4fbwfvmf4w" w:id="67"/>
-      <w:bookmarkEnd w:id="67"/>
+      <w:bookmarkStart w:colFirst="0" w:colLast="0" w:name="_heading=h.so4fbwfvmf4w" w:id="77"/>
+      <w:bookmarkEnd w:id="77"/>
       <w:r>
         <w:rPr>
           <w:b w:val="1"/>
@@ -8646,8 +8804,8 @@
           <w:vertAlign w:val="baseline"/>
         </w:rPr>
       </w:pPr>
-      <w:bookmarkStart w:colFirst="0" w:colLast="0" w:name="_heading=h.ci1z2wsy9pv" w:id="68"/>
-      <w:bookmarkEnd w:id="68"/>
+      <w:bookmarkStart w:colFirst="0" w:colLast="0" w:name="_heading=h.ci1z2wsy9pv" w:id="78"/>
+      <w:bookmarkEnd w:id="78"/>
       <w:r>
         <w:rPr>
           <w:rFonts w:ascii="Arial" w:cs="Arial" w:eastAsia="Arial" w:hAnsi="Arial"/>
@@ -8728,8 +8886,8 @@
           <w:vertAlign w:val="baseline"/>
         </w:rPr>
       </w:pPr>
-      <w:bookmarkStart w:colFirst="0" w:colLast="0" w:name="_heading=h.tnklmevjf13y" w:id="69"/>
-      <w:bookmarkEnd w:id="69"/>
+      <w:bookmarkStart w:colFirst="0" w:colLast="0" w:name="_heading=h.tnklmevjf13y" w:id="79"/>
+      <w:bookmarkEnd w:id="79"/>
       <w:r>
         <w:rPr>
           <w:rFonts w:ascii="Arial" w:cs="Arial" w:eastAsia="Arial" w:hAnsi="Arial"/>
@@ -8810,8 +8968,8 @@
           <w:vertAlign w:val="baseline"/>
         </w:rPr>
       </w:pPr>
-      <w:bookmarkStart w:colFirst="0" w:colLast="0" w:name="_heading=h.1x86q27yublk" w:id="70"/>
-      <w:bookmarkEnd w:id="70"/>
+      <w:bookmarkStart w:colFirst="0" w:colLast="0" w:name="_heading=h.1x86q27yublk" w:id="80"/>
+      <w:bookmarkEnd w:id="80"/>
       <w:r>
         <w:rPr>
           <w:rFonts w:ascii="Arial" w:cs="Arial" w:eastAsia="Arial" w:hAnsi="Arial"/>
@@ -8892,8 +9050,8 @@
           <w:vertAlign w:val="baseline"/>
         </w:rPr>
       </w:pPr>
-      <w:bookmarkStart w:colFirst="0" w:colLast="0" w:name="_heading=h.ss5yl5dqq0ed" w:id="71"/>
-      <w:bookmarkEnd w:id="71"/>
+      <w:bookmarkStart w:colFirst="0" w:colLast="0" w:name="_heading=h.ss5yl5dqq0ed" w:id="81"/>
+      <w:bookmarkEnd w:id="81"/>
       <w:r>
         <w:rPr>
           <w:rFonts w:ascii="Arial" w:cs="Arial" w:eastAsia="Arial" w:hAnsi="Arial"/>
@@ -8974,8 +9132,8 @@
           <w:vertAlign w:val="baseline"/>
         </w:rPr>
       </w:pPr>
-      <w:bookmarkStart w:colFirst="0" w:colLast="0" w:name="_heading=h.f1965dq2w8rj" w:id="72"/>
-      <w:bookmarkEnd w:id="72"/>
+      <w:bookmarkStart w:colFirst="0" w:colLast="0" w:name="_heading=h.f1965dq2w8rj" w:id="82"/>
+      <w:bookmarkEnd w:id="82"/>
       <w:r>
         <w:rPr>
           <w:rFonts w:ascii="Arial" w:cs="Arial" w:eastAsia="Arial" w:hAnsi="Arial"/>
@@ -9056,8 +9214,8 @@
           <w:vertAlign w:val="baseline"/>
         </w:rPr>
       </w:pPr>
-      <w:bookmarkStart w:colFirst="0" w:colLast="0" w:name="_heading=h.mes47tbq5njs" w:id="73"/>
-      <w:bookmarkEnd w:id="73"/>
+      <w:bookmarkStart w:colFirst="0" w:colLast="0" w:name="_heading=h.mes47tbq5njs" w:id="83"/>
+      <w:bookmarkEnd w:id="83"/>
       <w:r>
         <w:rPr>
           <w:rFonts w:ascii="Arial" w:cs="Arial" w:eastAsia="Arial" w:hAnsi="Arial"/>
@@ -9164,8 +9322,8 @@
           <w:vertAlign w:val="baseline"/>
         </w:rPr>
       </w:pPr>
-      <w:bookmarkStart w:colFirst="0" w:colLast="0" w:name="_heading=h.y6m4304tsu9s" w:id="74"/>
-      <w:bookmarkEnd w:id="74"/>
+      <w:bookmarkStart w:colFirst="0" w:colLast="0" w:name="_heading=h.y6m4304tsu9s" w:id="84"/>
+      <w:bookmarkEnd w:id="84"/>
       <w:r>
         <w:rPr>
           <w:rFonts w:ascii="Arial" w:cs="Arial" w:eastAsia="Arial" w:hAnsi="Arial"/>
@@ -9272,8 +9430,8 @@
           <w:vertAlign w:val="baseline"/>
         </w:rPr>
       </w:pPr>
-      <w:bookmarkStart w:colFirst="0" w:colLast="0" w:name="_heading=h.pqra8913vcrv" w:id="75"/>
-      <w:bookmarkEnd w:id="75"/>
+      <w:bookmarkStart w:colFirst="0" w:colLast="0" w:name="_heading=h.pqra8913vcrv" w:id="85"/>
+      <w:bookmarkEnd w:id="85"/>
       <w:r>
         <w:rPr>
           <w:rFonts w:ascii="Arial" w:cs="Arial" w:eastAsia="Arial" w:hAnsi="Arial"/>
@@ -12956,7 +13114,7 @@
 
 <file path=customXML/item1.xml><?xml version="1.0" encoding="utf-8"?>
 <go:gDocsCustomXmlDataStorage xmlns:go="http://customooxmlschemas.google.com/" xmlns:r="http://schemas.openxmlformats.org/officeDocument/2006/relationships" uri="GoogleDocsCustomDataVersion2">
-  <go:docsCustomData xmlns:go="http://customooxmlschemas.google.com/" roundtripDataSignature="AMtx7mjNFbhLinml0OT52NKr/zi+oa1EKg==">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</go:docsCustomData>
+  <go:docsCustomData xmlns:go="http://customooxmlschemas.google.com/" roundtripDataSignature="AMtx7mg6RHGHP2sVFRpamfqe8tTd1XtZ4w==">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</go:docsCustomData>
 </go:gDocsCustomXmlDataStorage>
 </file>
 
